--- a/backend/apps/documents/docx_templates/2-案件材料/4-通用材料/3-送达地址确认书/广州电子送达地址确认书.docx
+++ b/backend/apps/documents/docx_templates/2-案件材料/4-通用材料/3-送达地址确认书/广州电子送达地址确认书.docx
@@ -121,10 +121,19 @@
               <w:spacing w:line="315" w:lineRule="atLeast"/>
               <w:jc w:val="left"/>
               <w:rPr>
-                <w:rFonts w:eastAsia="仿宋_GB2312"/>
-                <w:kern w:val="0"/>
-              </w:rPr>
-            </w:pPr>
+                <w:rFonts w:hint="default" w:eastAsia="仿宋_GB2312"/>
+                <w:kern w:val="0"/>
+                <w:lang w:val="en-US" w:eastAsia="zh-CN"/>
+              </w:rPr>
+            </w:pPr>
+            <w:r>
+              <w:rPr>
+                <w:rFonts w:hint="eastAsia" w:eastAsia="仿宋_GB2312"/>
+                <w:kern w:val="0"/>
+                <w:lang w:val="en-US" w:eastAsia="zh-CN"/>
+              </w:rPr>
+              <w:t>{{案号}}</w:t>
+            </w:r>
           </w:p>
         </w:tc>
         <w:tc>
@@ -162,10 +171,29 @@
               <w:spacing w:line="315" w:lineRule="atLeast"/>
               <w:jc w:val="left"/>
               <w:rPr>
-                <w:rFonts w:eastAsia="仿宋_GB2312"/>
-                <w:kern w:val="0"/>
-              </w:rPr>
-            </w:pPr>
+                <w:rFonts w:hint="default" w:eastAsia="仿宋_GB2312"/>
+                <w:kern w:val="0"/>
+                <w:lang w:val="en-US" w:eastAsia="zh-CN"/>
+              </w:rPr>
+            </w:pPr>
+            <w:r>
+              <w:rPr>
+                <w:rFonts w:hint="eastAsia" w:eastAsia="仿宋_GB2312"/>
+                <w:kern w:val="0"/>
+                <w:lang w:val="en-US" w:eastAsia="zh-CN"/>
+              </w:rPr>
+              <w:t>{{案由</w:t>
+            </w:r>
+            <w:bookmarkStart w:id="0" w:name="_GoBack"/>
+            <w:bookmarkEnd w:id="0"/>
+            <w:r>
+              <w:rPr>
+                <w:rFonts w:hint="eastAsia" w:eastAsia="仿宋_GB2312"/>
+                <w:kern w:val="0"/>
+                <w:lang w:val="en-US" w:eastAsia="zh-CN"/>
+              </w:rPr>
+              <w:t>}}</w:t>
+            </w:r>
           </w:p>
         </w:tc>
       </w:tr>
@@ -793,37 +821,7 @@
                 <w:rFonts w:hint="eastAsia" w:ascii="仿宋" w:hAnsi="仿宋" w:eastAsia="仿宋" w:cs="仿宋"/>
                 <w:kern w:val="0"/>
               </w:rPr>
-              <w:t>{{申请人名称}}</w:t>
-            </w:r>
-            <w:r>
-              <w:rPr>
-                <w:rFonts w:hint="eastAsia" w:ascii="仿宋" w:hAnsi="仿宋" w:eastAsia="仿宋" w:cs="仿宋"/>
-                <w:kern w:val="0"/>
-                <w:lang w:val="en-US" w:eastAsia="zh-CN"/>
-              </w:rPr>
-              <w:t xml:space="preserve"> </w:t>
-            </w:r>
-            <w:r>
-              <w:rPr>
-                <w:rFonts w:hint="eastAsia" w:ascii="仿宋" w:hAnsi="仿宋" w:eastAsia="仿宋" w:cs="仿宋"/>
-                <w:kern w:val="0"/>
-              </w:rPr>
-              <w:t>{{</w:t>
-            </w:r>
-            <w:r>
-              <w:rPr>
-                <w:rFonts w:hint="eastAsia" w:ascii="仿宋" w:hAnsi="仿宋" w:eastAsia="仿宋" w:cs="仿宋"/>
-                <w:kern w:val="0"/>
-                <w:lang w:val="en-US" w:eastAsia="zh-CN"/>
-              </w:rPr>
-              <w:t>原告</w:t>
-            </w:r>
-            <w:r>
-              <w:rPr>
-                <w:rFonts w:hint="eastAsia" w:ascii="仿宋" w:hAnsi="仿宋" w:eastAsia="仿宋" w:cs="仿宋"/>
-                <w:kern w:val="0"/>
-              </w:rPr>
-              <w:t>名称}}</w:t>
+              <w:t>{{案件我方当事人名称}}</w:t>
             </w:r>
           </w:p>
         </w:tc>
@@ -916,33 +914,7 @@
               <w:rPr>
                 <w:rFonts w:hint="eastAsia" w:ascii="仿宋" w:hAnsi="仿宋" w:eastAsia="仿宋" w:cs="仿宋"/>
               </w:rPr>
-              <w:t>{{申请人ID}}</w:t>
-            </w:r>
-            <w:r>
-              <w:rPr>
-                <w:rFonts w:hint="eastAsia" w:ascii="仿宋" w:hAnsi="仿宋" w:eastAsia="仿宋" w:cs="仿宋"/>
-                <w:lang w:val="en-US" w:eastAsia="zh-CN"/>
-              </w:rPr>
-              <w:t xml:space="preserve"> </w:t>
-            </w:r>
-            <w:r>
-              <w:rPr>
-                <w:rFonts w:hint="eastAsia" w:ascii="仿宋" w:hAnsi="仿宋" w:eastAsia="仿宋" w:cs="仿宋"/>
-              </w:rPr>
-              <w:t>{{</w:t>
-            </w:r>
-            <w:r>
-              <w:rPr>
-                <w:rFonts w:hint="eastAsia" w:ascii="仿宋" w:hAnsi="仿宋" w:eastAsia="仿宋" w:cs="仿宋"/>
-                <w:lang w:val="en-US" w:eastAsia="zh-CN"/>
-              </w:rPr>
-              <w:t>原告ID</w:t>
-            </w:r>
-            <w:r>
-              <w:rPr>
-                <w:rFonts w:hint="eastAsia" w:ascii="仿宋" w:hAnsi="仿宋" w:eastAsia="仿宋" w:cs="仿宋"/>
-              </w:rPr>
-              <w:t>}}</w:t>
+              <w:t>{{案件我方当事人ID}}</w:t>
             </w:r>
           </w:p>
         </w:tc>
@@ -1048,26 +1020,7 @@
                 <w:kern w:val="0"/>
                 <w:position w:val="-6"/>
               </w:rPr>
-              <w:t>{{申请人电话}} {{原告</w:t>
-            </w:r>
-            <w:r>
-              <w:rPr>
-                <w:rFonts w:hint="eastAsia" w:ascii="仿宋" w:hAnsi="仿宋" w:eastAsia="仿宋" w:cs="仿宋"/>
-                <w:spacing w:val="-4"/>
-                <w:kern w:val="0"/>
-                <w:position w:val="-6"/>
-                <w:lang w:val="en-US" w:eastAsia="zh-CN"/>
-              </w:rPr>
-              <w:t>电话</w:t>
-            </w:r>
-            <w:r>
-              <w:rPr>
-                <w:rFonts w:hint="eastAsia" w:ascii="仿宋" w:hAnsi="仿宋" w:eastAsia="仿宋" w:cs="仿宋"/>
-                <w:spacing w:val="-4"/>
-                <w:kern w:val="0"/>
-                <w:position w:val="-6"/>
-              </w:rPr>
-              <w:t>}}</w:t>
+              <w:t>{{案件我方当事人电话}}</w:t>
             </w:r>
           </w:p>
         </w:tc>
@@ -1160,7 +1113,7 @@
                 <w:color w:val="000000"/>
                 <w:u w:val="single"/>
               </w:rPr>
-              <w:t xml:space="preserve">{{申请人ID}}{{原告ID}} </w:t>
+              <w:t xml:space="preserve">{{案件我方当事人ID}} </w:t>
             </w:r>
             <w:r>
               <w:rPr>
@@ -1198,8 +1151,6 @@
               </w:rPr>
               <w:t xml:space="preserve"> {{案件律师ID}}</w:t>
             </w:r>
-            <w:bookmarkStart w:id="0" w:name="_GoBack"/>
-            <w:bookmarkEnd w:id="0"/>
             <w:r>
               <w:rPr>
                 <w:rFonts w:eastAsia="仿宋_GB2312"/>
@@ -1569,10 +1520,8 @@
           </w:p>
           <w:p>
             <w:pPr>
-              <w:widowControl/>
-              <w:jc w:val="left"/>
-              <w:rPr>
-                <w:rFonts w:eastAsiaTheme="minorEastAsia"/>
+              <w:rPr>
+                <w:rFonts w:hint="eastAsia" w:eastAsiaTheme="minorEastAsia"/>
                 <w:b/>
                 <w:bCs/>
                 <w:szCs w:val="21"/>
@@ -1585,7 +1534,7 @@
                 <w:bCs/>
                 <w:szCs w:val="21"/>
               </w:rPr>
-              <w:t>{{起诉状签名盖章信息}}</w:t>
+              <w:t>{{我方当事人签名盖章信息}}</w:t>
             </w:r>
           </w:p>
           <w:p>
@@ -1604,18 +1553,8 @@
                 <w:bCs/>
                 <w:szCs w:val="21"/>
               </w:rPr>
-              <w:t>{{强制执行申请书签名盖章信息}}</w:t>
-            </w:r>
-          </w:p>
-          <w:p>
-            <w:pPr>
-              <w:rPr>
-                <w:rFonts w:hint="eastAsia" w:eastAsiaTheme="minorEastAsia"/>
-                <w:b/>
-                <w:bCs/>
-                <w:szCs w:val="21"/>
-              </w:rPr>
-            </w:pPr>
+              <w:t>{{律师签名信息}}</w:t>
+            </w:r>
           </w:p>
         </w:tc>
       </w:tr>
